--- a/5. SocialStudiiesAndLifeSkills/2. LifeSkills/1. Presentations/2. IntroductionToSahajayoga/0. Virata-introduction-to-Sahaja-Yoga-Poster-Notes - Final.docx
+++ b/5. SocialStudiiesAndLifeSkills/2. LifeSkills/1. Presentations/2. IntroductionToSahajayoga/0. Virata-introduction-to-Sahaja-Yoga-Poster-Notes - Final.docx
@@ -24,6 +24,11 @@
         </w:rPr>
         <w:t xml:space="preserve">1 Line summary:</w:t>
       </w:r>
+      <w:r>
+        <w:rPr>
+          <w:rtl w:val="0"/>
+        </w:rPr>
+      </w:r>
     </w:p>
     <w:p>
       <w:pPr>
@@ -69,31 +74,7 @@
         <w:rPr>
           <w:rtl w:val="0"/>
         </w:rPr>
-        <w:t xml:space="preserve">, its </w:t>
-      </w:r>
-      <w:r>
-        <w:rPr>
-          <w:rtl w:val="0"/>
-        </w:rPr>
-        <w:t xml:space="preserve">benefits</w:t>
-      </w:r>
-      <w:r>
-        <w:rPr>
-          <w:rtl w:val="0"/>
-        </w:rPr>
-        <w:t xml:space="preserve">, how to meditate daily at home, and about weekly </w:t>
-      </w:r>
-      <w:r>
-        <w:rPr>
-          <w:rtl w:val="0"/>
-        </w:rPr>
-        <w:t xml:space="preserve">collective meditation</w:t>
-      </w:r>
-      <w:r>
-        <w:rPr>
-          <w:rtl w:val="0"/>
-        </w:rPr>
-        <w:t xml:space="preserve">.</w:t>
+        <w:t xml:space="preserve">, its benefits, how to meditate daily at home, and about weekly collective meditation.</w:t>
       </w:r>
     </w:p>
     <w:p>
@@ -130,6 +111,11 @@
         </w:rPr>
         <w:t xml:space="preserve">5 Line summary (abstract):</w:t>
       </w:r>
+      <w:r>
+        <w:rPr>
+          <w:rtl w:val="0"/>
+        </w:rPr>
+      </w:r>
     </w:p>
     <w:p>
       <w:pPr>
@@ -161,19 +147,7 @@
         <w:rPr>
           <w:rtl w:val="0"/>
         </w:rPr>
-        <w:t xml:space="preserve">Sahaja Yoga gives us calmness by helping us achieve a state called Self-Realization</w:t>
-      </w:r>
-      <w:r>
-        <w:rPr>
-          <w:rtl w:val="0"/>
-        </w:rPr>
-        <w:t xml:space="preserve">,</w:t>
-      </w:r>
-      <w:r>
-        <w:rPr>
-          <w:rtl w:val="0"/>
-        </w:rPr>
-        <w:t xml:space="preserve"> keeps us always joyful, and helps cure physical, mental, and emotional problems.</w:t>
+        <w:t xml:space="preserve">Sahaja Yoga gives us calmness by helping us achieve a state called Self-Realization, keeps us always joyful, and helps cure physical, mental, and emotional problems.</w:t>
       </w:r>
     </w:p>
     <w:p>
@@ -190,30 +164,7 @@
         <w:rPr>
           <w:rtl w:val="0"/>
         </w:rPr>
-        <w:t xml:space="preserve">A motherly energy called Kundalini is in our spinal cord, and when she </w:t>
-      </w:r>
-      <w:r>
-        <w:rPr>
-          <w:rtl w:val="0"/>
-        </w:rPr>
-        <w:t xml:space="preserve">rises</w:t>
-      </w:r>
-      <w:r>
-        <w:rPr>
-          <w:rtl w:val="0"/>
-        </w:rPr>
-        <w:t xml:space="preserve"> to the top of our head, we get the highest state of human life</w:t>
-      </w:r>
-      <w:r>
-        <w:rPr>
-          <w:rtl w:val="0"/>
-        </w:rPr>
-        <w:t xml:space="preserve"> called as Self-Realization.</w:t>
-      </w:r>
-      <w:r>
-        <w:rPr>
-          <w:rtl w:val="0"/>
-        </w:rPr>
+        <w:t xml:space="preserve">A motherly energy called Kundalini is in our spinal cord, and when she rises to the top of our head, we get the highest state of human life called as Self-Realization.</w:t>
       </w:r>
     </w:p>
     <w:p>
@@ -241,6 +192,7 @@
         </w:numPr>
         <w:ind w:left="1440" w:hanging="360"/>
         <w:jc w:val="both"/>
+        <w:rPr/>
       </w:pPr>
       <w:r>
         <w:rPr>
@@ -301,6 +253,11 @@
         </w:rPr>
         <w:t xml:space="preserve">Full description:</w:t>
       </w:r>
+      <w:r>
+        <w:rPr>
+          <w:rtl w:val="0"/>
+        </w:rPr>
+      </w:r>
     </w:p>
     <w:p>
       <w:pPr>
@@ -324,7 +281,7 @@
           <w:ilvl w:val="1"/>
           <w:numId w:val="1"/>
         </w:numPr>
-        <w:spacing w:after="0" w:afterAutospacing="0" w:line="276" w:lineRule="auto"/>
+        <w:spacing w:after="0" w:line="276" w:lineRule="auto"/>
         <w:ind w:left="1440" w:hanging="360"/>
         <w:jc w:val="both"/>
         <w:rPr/>
@@ -381,6 +338,24 @@
         </w:rPr>
         <w:t xml:space="preserve">Shri Mataji</w:t>
       </w:r>
+      <w:sdt>
+        <w:sdtPr>
+          <w:id w:val="2010219151"/>
+          <w:tag w:val="goog_rdk_0"/>
+        </w:sdtPr>
+        <w:sdtContent>
+          <w:ins w:author="Virata Pusuluri" w:id="0" w:date="2026-05-23T15:19:33Z">
+            <w:r>
+              <w:rPr>
+                <w:b w:val="1"/>
+                <w:bCs w:val="1"/>
+                <w:rtl w:val="0"/>
+              </w:rPr>
+              <w:t xml:space="preserve"> Nirmala Devi</w:t>
+            </w:r>
+          </w:ins>
+        </w:sdtContent>
+      </w:sdt>
       <w:r>
         <w:rPr>
           <w:rtl w:val="0"/>
@@ -408,7 +383,7 @@
           <w:ilvl w:val="1"/>
           <w:numId w:val="1"/>
         </w:numPr>
-        <w:spacing w:after="0" w:afterAutospacing="0" w:line="276" w:lineRule="auto"/>
+        <w:spacing w:after="0" w:line="276" w:lineRule="auto"/>
         <w:ind w:left="1440" w:hanging="360"/>
         <w:jc w:val="both"/>
         <w:rPr/>
@@ -449,7 +424,7 @@
           <w:ilvl w:val="1"/>
           <w:numId w:val="1"/>
         </w:numPr>
-        <w:spacing w:after="0" w:afterAutospacing="0" w:line="276" w:lineRule="auto"/>
+        <w:spacing w:after="0" w:line="276" w:lineRule="auto"/>
         <w:ind w:left="1440" w:hanging="360"/>
         <w:jc w:val="both"/>
         <w:rPr/>
@@ -476,7 +451,7 @@
           <w:ilvl w:val="1"/>
           <w:numId w:val="1"/>
         </w:numPr>
-        <w:spacing w:after="0" w:afterAutospacing="0" w:line="276" w:lineRule="auto"/>
+        <w:spacing w:after="0" w:line="276" w:lineRule="auto"/>
         <w:ind w:left="1440" w:hanging="360"/>
         <w:jc w:val="both"/>
         <w:rPr/>
@@ -503,7 +478,7 @@
           <w:ilvl w:val="1"/>
           <w:numId w:val="1"/>
         </w:numPr>
-        <w:spacing w:after="0" w:afterAutospacing="0" w:line="276" w:lineRule="auto"/>
+        <w:spacing w:after="0" w:line="276" w:lineRule="auto"/>
         <w:ind w:left="1440" w:hanging="360"/>
         <w:jc w:val="both"/>
         <w:rPr/>
@@ -601,18 +576,7 @@
         <w:rPr>
           <w:rtl w:val="0"/>
         </w:rPr>
-        <w:t xml:space="preserve">It keep us connected to </w:t>
-      </w:r>
-      <w:r>
-        <w:rPr>
-          <w:rtl w:val="0"/>
-        </w:rPr>
-        <w:t xml:space="preserve">God</w:t>
-      </w:r>
-      <w:r>
-        <w:rPr>
-          <w:rtl w:val="0"/>
-        </w:rPr>
+        <w:t xml:space="preserve">It keep us connected to God</w:t>
       </w:r>
     </w:p>
     <w:p>
@@ -704,11 +668,6 @@
         </w:rPr>
         <w:t xml:space="preserve">It will make us free from stress, and tensions</w:t>
       </w:r>
-      <w:r>
-        <w:rPr>
-          <w:rtl w:val="0"/>
-        </w:rPr>
-      </w:r>
     </w:p>
     <w:p>
       <w:pPr>
@@ -750,7 +709,7 @@
           <w:ilvl w:val="1"/>
           <w:numId w:val="1"/>
         </w:numPr>
-        <w:spacing w:after="0" w:afterAutospacing="0" w:line="276" w:lineRule="auto"/>
+        <w:spacing w:after="0" w:line="276" w:lineRule="auto"/>
         <w:ind w:left="1440" w:hanging="360"/>
         <w:jc w:val="both"/>
         <w:rPr/>
@@ -768,19 +727,7 @@
         <w:rPr>
           <w:rtl w:val="0"/>
         </w:rPr>
-        <w:t xml:space="preserve"> We </w:t>
-      </w:r>
-      <w:r>
-        <w:rPr>
-          <w:rtl w:val="0"/>
-        </w:rPr>
-        <w:t xml:space="preserve">need</w:t>
-      </w:r>
-      <w:r>
-        <w:rPr>
-          <w:rtl w:val="0"/>
-        </w:rPr>
-        <w:t xml:space="preserve"> to balance all the 3 channels: </w:t>
+        <w:t xml:space="preserve"> We need to balance all the 3 channels: </w:t>
       </w:r>
       <w:r>
         <w:rPr>
@@ -803,7 +750,7 @@
           <w:ilvl w:val="1"/>
           <w:numId w:val="1"/>
         </w:numPr>
-        <w:spacing w:after="0" w:afterAutospacing="0" w:line="276" w:lineRule="auto"/>
+        <w:spacing w:after="0" w:line="276" w:lineRule="auto"/>
         <w:ind w:left="1440" w:hanging="360"/>
         <w:jc w:val="both"/>
         <w:rPr/>
@@ -867,6 +814,11 @@
         </w:rPr>
         <w:t xml:space="preserve">(example: Sahaja Yoga International School, Canajoharie is in New York when we search it in Google Maps).</w:t>
       </w:r>
+      <w:r>
+        <w:rPr>
+          <w:rtl w:val="0"/>
+        </w:rPr>
+      </w:r>
     </w:p>
     <w:p>
       <w:pPr>
@@ -874,7 +826,7 @@
           <w:ilvl w:val="1"/>
           <w:numId w:val="1"/>
         </w:numPr>
-        <w:spacing w:after="0" w:afterAutospacing="0" w:line="276" w:lineRule="auto"/>
+        <w:spacing w:after="0" w:line="276" w:lineRule="auto"/>
         <w:ind w:left="1440" w:hanging="360"/>
         <w:jc w:val="both"/>
         <w:rPr/>
@@ -891,67 +843,29 @@
         <w:rPr>
           <w:rtl w:val="0"/>
         </w:rPr>
-        <w:t xml:space="preserve">Bandhan </w:t>
-      </w:r>
-      <w:r>
-        <w:rPr>
-          <w:rtl w:val="0"/>
-        </w:rPr>
-        <w:t xml:space="preserve">means</w:t>
-      </w:r>
-      <w:r>
-        <w:rPr>
-          <w:rtl w:val="0"/>
-        </w:rPr>
-        <w:t xml:space="preserve"> raising our Kundalini, creating a protection around us. We should give bandhan bore and </w:t>
-      </w:r>
-      <w:r>
-        <w:rPr>
-          <w:rtl w:val="0"/>
-        </w:rPr>
-        <w:t xml:space="preserve">after</w:t>
-      </w:r>
-      <w:r>
-        <w:rPr>
-          <w:rtl w:val="0"/>
-        </w:rPr>
-        <w:t xml:space="preserve"> meditation. We do </w:t>
-      </w:r>
-      <w:r>
-        <w:rPr>
-          <w:rtl w:val="0"/>
-        </w:rPr>
-        <w:t xml:space="preserve">this </w:t>
-      </w:r>
-      <w:r>
-        <w:rPr>
-          <w:rtl w:val="0"/>
-        </w:rPr>
-        <w:t xml:space="preserve">as guided in </w:t>
-      </w:r>
-      <w:r>
-        <w:rPr>
-          <w:rtl w:val="0"/>
-        </w:rPr>
-        <w:t xml:space="preserve">this</w:t>
-      </w:r>
-      <w:r>
-        <w:rPr>
-          <w:rtl w:val="0"/>
-        </w:rPr>
-        <w:t xml:space="preserve"> </w:t>
-      </w:r>
-      <w:r>
-        <w:rPr>
-          <w:rtl w:val="0"/>
-        </w:rPr>
-        <w:t xml:space="preserve">video</w:t>
-      </w:r>
-      <w:r>
-        <w:rPr>
-          <w:rtl w:val="0"/>
-        </w:rPr>
-        <w:t xml:space="preserve"> (play the video to give Bandhan).</w:t>
+        <w:t xml:space="preserve">Bandhan means raising our Kundalini, creating a protection around us. We should give bandhan b</w:t>
+      </w:r>
+      <w:sdt>
+        <w:sdtPr>
+          <w:id w:val="703136050"/>
+          <w:tag w:val="goog_rdk_1"/>
+        </w:sdtPr>
+        <w:sdtContent>
+          <w:ins w:author="Virata Pusuluri" w:id="1" w:date="2026-05-23T15:39:05Z">
+            <w:r>
+              <w:rPr>
+                <w:rtl w:val="0"/>
+              </w:rPr>
+              <w:t xml:space="preserve">ef</w:t>
+            </w:r>
+          </w:ins>
+        </w:sdtContent>
+      </w:sdt>
+      <w:r>
+        <w:rPr>
+          <w:rtl w:val="0"/>
+        </w:rPr>
+        <w:t xml:space="preserve">ore and after meditation. We do this as guided in this video (play the video to give Bandhan).</w:t>
       </w:r>
     </w:p>
     <w:p>
@@ -960,7 +874,7 @@
           <w:ilvl w:val="1"/>
           <w:numId w:val="1"/>
         </w:numPr>
-        <w:spacing w:after="0" w:afterAutospacing="0" w:line="276" w:lineRule="auto"/>
+        <w:spacing w:after="0" w:line="276" w:lineRule="auto"/>
         <w:ind w:left="1440" w:hanging="360"/>
         <w:jc w:val="both"/>
         <w:rPr>
@@ -981,28 +895,21 @@
         <w:rPr>
           <w:rtl w:val="0"/>
         </w:rPr>
-        <w:t xml:space="preserve">Foot-Soaking is a method to cleanse our inner being using water </w:t>
-      </w:r>
-      <w:r>
-        <w:rPr>
-          <w:rtl w:val="0"/>
-        </w:rPr>
-        <w:t xml:space="preserve">element</w:t>
-      </w:r>
-      <w:r>
-        <w:rPr>
-          <w:rtl w:val="0"/>
-        </w:rPr>
-        <w:t xml:space="preserve">. The steps are (image shown on the right):</w:t>
-      </w:r>
-    </w:p>
-    <w:p>
-      <w:pPr>
-        <w:numPr>
-          <w:ilvl w:val="2"/>
-          <w:numId w:val="1"/>
-        </w:numPr>
-        <w:spacing w:after="0" w:afterAutospacing="0" w:line="276" w:lineRule="auto"/>
+        <w:t xml:space="preserve">Foot-Soaking is a method to cleanse our inner being using water element. The steps are (image shown on the right):</w:t>
+      </w:r>
+      <w:r>
+        <w:rPr>
+          <w:rtl w:val="0"/>
+        </w:rPr>
+      </w:r>
+    </w:p>
+    <w:p>
+      <w:pPr>
+        <w:numPr>
+          <w:ilvl w:val="2"/>
+          <w:numId w:val="1"/>
+        </w:numPr>
+        <w:spacing w:after="0" w:line="276" w:lineRule="auto"/>
         <w:ind w:left="2160" w:hanging="360"/>
         <w:jc w:val="both"/>
         <w:rPr>
@@ -1017,14 +924,19 @@
         </w:rPr>
         <w:t xml:space="preserve">We fill a bucket with clean water and add a handful of salt to it. </w:t>
       </w:r>
-    </w:p>
-    <w:p>
-      <w:pPr>
-        <w:numPr>
-          <w:ilvl w:val="2"/>
-          <w:numId w:val="1"/>
-        </w:numPr>
-        <w:spacing w:after="0" w:afterAutospacing="0" w:line="276" w:lineRule="auto"/>
+      <w:r>
+        <w:rPr>
+          <w:rtl w:val="0"/>
+        </w:rPr>
+      </w:r>
+    </w:p>
+    <w:p>
+      <w:pPr>
+        <w:numPr>
+          <w:ilvl w:val="2"/>
+          <w:numId w:val="1"/>
+        </w:numPr>
+        <w:spacing w:after="0" w:line="276" w:lineRule="auto"/>
         <w:ind w:left="2160" w:hanging="360"/>
         <w:jc w:val="both"/>
         <w:rPr>
@@ -1039,14 +951,19 @@
         </w:rPr>
         <w:t xml:space="preserve">We keep a towel, and fresh water in a mug aside. </w:t>
       </w:r>
-    </w:p>
-    <w:p>
-      <w:pPr>
-        <w:numPr>
-          <w:ilvl w:val="2"/>
-          <w:numId w:val="1"/>
-        </w:numPr>
-        <w:spacing w:after="0" w:afterAutospacing="0" w:line="276" w:lineRule="auto"/>
+      <w:r>
+        <w:rPr>
+          <w:rtl w:val="0"/>
+        </w:rPr>
+      </w:r>
+    </w:p>
+    <w:p>
+      <w:pPr>
+        <w:numPr>
+          <w:ilvl w:val="2"/>
+          <w:numId w:val="1"/>
+        </w:numPr>
+        <w:spacing w:after="0" w:line="276" w:lineRule="auto"/>
         <w:ind w:left="2160" w:hanging="360"/>
         <w:jc w:val="both"/>
         <w:rPr>
@@ -1061,14 +978,19 @@
         </w:rPr>
         <w:t xml:space="preserve">We sit on a chair and give bandhan to ourselves at the beginning of the meditation.</w:t>
       </w:r>
-    </w:p>
-    <w:p>
-      <w:pPr>
-        <w:numPr>
-          <w:ilvl w:val="2"/>
-          <w:numId w:val="1"/>
-        </w:numPr>
-        <w:spacing w:after="0" w:afterAutospacing="0" w:line="276" w:lineRule="auto"/>
+      <w:r>
+        <w:rPr>
+          <w:rtl w:val="0"/>
+        </w:rPr>
+      </w:r>
+    </w:p>
+    <w:p>
+      <w:pPr>
+        <w:numPr>
+          <w:ilvl w:val="2"/>
+          <w:numId w:val="1"/>
+        </w:numPr>
+        <w:spacing w:after="0" w:line="276" w:lineRule="auto"/>
         <w:ind w:left="2160" w:hanging="360"/>
         <w:jc w:val="both"/>
         <w:rPr>
@@ -1083,14 +1005,19 @@
         </w:rPr>
         <w:t xml:space="preserve">We keep our feet in the water bucket to cleanse our left, right, and central channels (about 10-15 minutes).</w:t>
       </w:r>
-    </w:p>
-    <w:p>
-      <w:pPr>
-        <w:numPr>
-          <w:ilvl w:val="2"/>
-          <w:numId w:val="1"/>
-        </w:numPr>
-        <w:spacing w:after="0" w:afterAutospacing="0" w:line="276" w:lineRule="auto"/>
+      <w:r>
+        <w:rPr>
+          <w:rtl w:val="0"/>
+        </w:rPr>
+      </w:r>
+    </w:p>
+    <w:p>
+      <w:pPr>
+        <w:numPr>
+          <w:ilvl w:val="2"/>
+          <w:numId w:val="1"/>
+        </w:numPr>
+        <w:spacing w:after="0" w:line="276" w:lineRule="auto"/>
         <w:ind w:left="2160" w:hanging="360"/>
         <w:jc w:val="both"/>
         <w:rPr>
@@ -1105,6 +1032,11 @@
         </w:rPr>
         <w:t xml:space="preserve">After we are done, we wash our feet with the fresh water and wipe with the towel.</w:t>
       </w:r>
+      <w:r>
+        <w:rPr>
+          <w:rtl w:val="0"/>
+        </w:rPr>
+      </w:r>
     </w:p>
     <w:p>
       <w:pPr>
@@ -1112,7 +1044,7 @@
           <w:ilvl w:val="3"/>
           <w:numId w:val="1"/>
         </w:numPr>
-        <w:spacing w:after="0" w:afterAutospacing="0" w:line="276" w:lineRule="auto"/>
+        <w:spacing w:after="0" w:line="276" w:lineRule="auto"/>
         <w:ind w:left="2880" w:hanging="360"/>
         <w:jc w:val="both"/>
         <w:rPr>
@@ -1125,14 +1057,19 @@
         </w:rPr>
         <w:t xml:space="preserve">We do not take our feet out of the tub while washing our feet, instead, we raise our legs upward.</w:t>
       </w:r>
-    </w:p>
-    <w:p>
-      <w:pPr>
-        <w:numPr>
-          <w:ilvl w:val="2"/>
-          <w:numId w:val="1"/>
-        </w:numPr>
-        <w:spacing w:after="0" w:afterAutospacing="0" w:line="276" w:lineRule="auto"/>
+      <w:r>
+        <w:rPr>
+          <w:rtl w:val="0"/>
+        </w:rPr>
+      </w:r>
+    </w:p>
+    <w:p>
+      <w:pPr>
+        <w:numPr>
+          <w:ilvl w:val="2"/>
+          <w:numId w:val="1"/>
+        </w:numPr>
+        <w:spacing w:after="0" w:line="276" w:lineRule="auto"/>
         <w:ind w:left="2160" w:hanging="360"/>
         <w:jc w:val="both"/>
         <w:rPr>
@@ -1147,14 +1084,19 @@
         </w:rPr>
         <w:t xml:space="preserve">We end by giving a bandhan to ourselves.</w:t>
       </w:r>
-    </w:p>
-    <w:p>
-      <w:pPr>
-        <w:numPr>
-          <w:ilvl w:val="2"/>
-          <w:numId w:val="1"/>
-        </w:numPr>
-        <w:spacing w:after="0" w:afterAutospacing="0" w:line="276" w:lineRule="auto"/>
+      <w:r>
+        <w:rPr>
+          <w:rtl w:val="0"/>
+        </w:rPr>
+      </w:r>
+    </w:p>
+    <w:p>
+      <w:pPr>
+        <w:numPr>
+          <w:ilvl w:val="2"/>
+          <w:numId w:val="1"/>
+        </w:numPr>
+        <w:spacing w:after="0" w:line="276" w:lineRule="auto"/>
         <w:ind w:left="2160" w:hanging="360"/>
         <w:jc w:val="both"/>
         <w:rPr>
@@ -1169,14 +1111,19 @@
         </w:rPr>
         <w:t xml:space="preserve">It is better if we can also light a candle in the room while doing this. </w:t>
       </w:r>
-    </w:p>
-    <w:p>
-      <w:pPr>
-        <w:numPr>
-          <w:ilvl w:val="2"/>
-          <w:numId w:val="1"/>
-        </w:numPr>
-        <w:spacing w:after="0" w:afterAutospacing="0" w:line="276" w:lineRule="auto"/>
+      <w:r>
+        <w:rPr>
+          <w:rtl w:val="0"/>
+        </w:rPr>
+      </w:r>
+    </w:p>
+    <w:p>
+      <w:pPr>
+        <w:numPr>
+          <w:ilvl w:val="2"/>
+          <w:numId w:val="1"/>
+        </w:numPr>
+        <w:spacing w:after="0" w:line="276" w:lineRule="auto"/>
         <w:ind w:left="2160" w:hanging="360"/>
         <w:jc w:val="both"/>
         <w:rPr>
@@ -1191,6 +1138,11 @@
         </w:rPr>
         <w:t xml:space="preserve">For best results, Foot-Soaking can be done just before going to sleep at night.</w:t>
       </w:r>
+      <w:r>
+        <w:rPr>
+          <w:rtl w:val="0"/>
+        </w:rPr>
+      </w:r>
     </w:p>
     <w:p>
       <w:pPr>
@@ -1198,7 +1150,7 @@
           <w:ilvl w:val="1"/>
           <w:numId w:val="1"/>
         </w:numPr>
-        <w:spacing w:after="0" w:afterAutospacing="0" w:line="276" w:lineRule="auto"/>
+        <w:spacing w:after="0" w:line="276" w:lineRule="auto"/>
         <w:ind w:left="1440" w:hanging="360"/>
         <w:jc w:val="both"/>
         <w:rPr>
@@ -1220,14 +1172,19 @@
         </w:rPr>
         <w:t xml:space="preserve"> Primordial Masters are born at different times, and taught us principles to lead a Dharmic life.The 10 Primordial Masters are: </w:t>
       </w:r>
-    </w:p>
-    <w:p>
-      <w:pPr>
-        <w:numPr>
-          <w:ilvl w:val="2"/>
-          <w:numId w:val="1"/>
-        </w:numPr>
-        <w:spacing w:after="0" w:afterAutospacing="0" w:line="276" w:lineRule="auto"/>
+      <w:r>
+        <w:rPr>
+          <w:rtl w:val="0"/>
+        </w:rPr>
+      </w:r>
+    </w:p>
+    <w:p>
+      <w:pPr>
+        <w:numPr>
+          <w:ilvl w:val="2"/>
+          <w:numId w:val="1"/>
+        </w:numPr>
+        <w:spacing w:after="0" w:line="276" w:lineRule="auto"/>
         <w:ind w:left="2160" w:hanging="360"/>
         <w:jc w:val="both"/>
         <w:rPr>
@@ -1240,14 +1197,19 @@
         </w:rPr>
         <w:t xml:space="preserve">Raja Janaka (~5000 BC, Nepal) </w:t>
       </w:r>
-    </w:p>
-    <w:p>
-      <w:pPr>
-        <w:numPr>
-          <w:ilvl w:val="2"/>
-          <w:numId w:val="1"/>
-        </w:numPr>
-        <w:spacing w:after="0" w:afterAutospacing="0" w:line="276" w:lineRule="auto"/>
+      <w:r>
+        <w:rPr>
+          <w:rtl w:val="0"/>
+        </w:rPr>
+      </w:r>
+    </w:p>
+    <w:p>
+      <w:pPr>
+        <w:numPr>
+          <w:ilvl w:val="2"/>
+          <w:numId w:val="1"/>
+        </w:numPr>
+        <w:spacing w:after="0" w:line="276" w:lineRule="auto"/>
         <w:ind w:left="2160" w:hanging="360"/>
         <w:jc w:val="both"/>
         <w:rPr>
@@ -1258,16 +1220,43 @@
         <w:rPr>
           <w:rtl w:val="0"/>
         </w:rPr>
-        <w:t xml:space="preserve">Abraham (1800-1600 BC, Mesopotamia)</w:t>
-      </w:r>
-    </w:p>
-    <w:p>
-      <w:pPr>
-        <w:numPr>
-          <w:ilvl w:val="2"/>
-          <w:numId w:val="1"/>
-        </w:numPr>
-        <w:spacing w:after="0" w:afterAutospacing="0" w:line="276" w:lineRule="auto"/>
+        <w:t xml:space="preserve">Abraham (1800-1600 BC, Mesopotamia</w:t>
+      </w:r>
+      <w:sdt>
+        <w:sdtPr>
+          <w:id w:val="-644890309"/>
+          <w:tag w:val="goog_rdk_2"/>
+        </w:sdtPr>
+        <w:sdtContent>
+          <w:ins w:author="Virata Pusuluri" w:id="2" w:date="2026-05-23T15:41:18Z">
+            <w:r>
+              <w:rPr>
+                <w:rtl w:val="0"/>
+              </w:rPr>
+              <w:t xml:space="preserve"> (Region in present Iraq)</w:t>
+            </w:r>
+          </w:ins>
+        </w:sdtContent>
+      </w:sdt>
+      <w:r>
+        <w:rPr>
+          <w:rtl w:val="0"/>
+        </w:rPr>
+        <w:t xml:space="preserve">)</w:t>
+      </w:r>
+      <w:r>
+        <w:rPr>
+          <w:rtl w:val="0"/>
+        </w:rPr>
+      </w:r>
+    </w:p>
+    <w:p>
+      <w:pPr>
+        <w:numPr>
+          <w:ilvl w:val="2"/>
+          <w:numId w:val="1"/>
+        </w:numPr>
+        <w:spacing w:after="0" w:line="276" w:lineRule="auto"/>
         <w:ind w:left="2160" w:hanging="360"/>
         <w:jc w:val="both"/>
         <w:rPr>
@@ -1280,14 +1269,19 @@
         </w:rPr>
         <w:t xml:space="preserve">Moses (~1300 BC, Egypt)</w:t>
       </w:r>
-    </w:p>
-    <w:p>
-      <w:pPr>
-        <w:numPr>
-          <w:ilvl w:val="2"/>
-          <w:numId w:val="1"/>
-        </w:numPr>
-        <w:spacing w:after="0" w:afterAutospacing="0" w:line="276" w:lineRule="auto"/>
+      <w:r>
+        <w:rPr>
+          <w:rtl w:val="0"/>
+        </w:rPr>
+      </w:r>
+    </w:p>
+    <w:p>
+      <w:pPr>
+        <w:numPr>
+          <w:ilvl w:val="2"/>
+          <w:numId w:val="1"/>
+        </w:numPr>
+        <w:spacing w:after="0" w:line="276" w:lineRule="auto"/>
         <w:ind w:left="2160" w:hanging="360"/>
         <w:jc w:val="both"/>
         <w:rPr>
@@ -1300,14 +1294,19 @@
         </w:rPr>
         <w:t xml:space="preserve">Zarathusthra or Zoaraster (~630 BC, Persia)</w:t>
       </w:r>
-    </w:p>
-    <w:p>
-      <w:pPr>
-        <w:numPr>
-          <w:ilvl w:val="2"/>
-          <w:numId w:val="1"/>
-        </w:numPr>
-        <w:spacing w:after="0" w:afterAutospacing="0" w:line="276" w:lineRule="auto"/>
+      <w:r>
+        <w:rPr>
+          <w:rtl w:val="0"/>
+        </w:rPr>
+      </w:r>
+    </w:p>
+    <w:p>
+      <w:pPr>
+        <w:numPr>
+          <w:ilvl w:val="2"/>
+          <w:numId w:val="1"/>
+        </w:numPr>
+        <w:spacing w:after="0" w:line="276" w:lineRule="auto"/>
         <w:ind w:left="2160" w:hanging="360"/>
         <w:jc w:val="both"/>
         <w:rPr>
@@ -1320,14 +1319,19 @@
         </w:rPr>
         <w:t xml:space="preserve">Lao Zi or Lao Tzu (600 or 500 BC, China)</w:t>
       </w:r>
-    </w:p>
-    <w:p>
-      <w:pPr>
-        <w:numPr>
-          <w:ilvl w:val="2"/>
-          <w:numId w:val="1"/>
-        </w:numPr>
-        <w:spacing w:after="0" w:afterAutospacing="0" w:line="276" w:lineRule="auto"/>
+      <w:r>
+        <w:rPr>
+          <w:rtl w:val="0"/>
+        </w:rPr>
+      </w:r>
+    </w:p>
+    <w:p>
+      <w:pPr>
+        <w:numPr>
+          <w:ilvl w:val="2"/>
+          <w:numId w:val="1"/>
+        </w:numPr>
+        <w:spacing w:after="0" w:line="276" w:lineRule="auto"/>
         <w:ind w:left="2160" w:hanging="360"/>
         <w:jc w:val="both"/>
         <w:rPr>
@@ -1340,14 +1344,19 @@
         </w:rPr>
         <w:t xml:space="preserve">Confucius (~551 BC, China) </w:t>
       </w:r>
-    </w:p>
-    <w:p>
-      <w:pPr>
-        <w:numPr>
-          <w:ilvl w:val="2"/>
-          <w:numId w:val="1"/>
-        </w:numPr>
-        <w:spacing w:after="0" w:afterAutospacing="0" w:line="276" w:lineRule="auto"/>
+      <w:r>
+        <w:rPr>
+          <w:rtl w:val="0"/>
+        </w:rPr>
+      </w:r>
+    </w:p>
+    <w:p>
+      <w:pPr>
+        <w:numPr>
+          <w:ilvl w:val="2"/>
+          <w:numId w:val="1"/>
+        </w:numPr>
+        <w:spacing w:after="0" w:line="276" w:lineRule="auto"/>
         <w:ind w:left="2160" w:hanging="360"/>
         <w:jc w:val="both"/>
         <w:rPr>
@@ -1360,14 +1369,19 @@
         </w:rPr>
         <w:t xml:space="preserve">Socrates (~470 BC, Greece)</w:t>
       </w:r>
-    </w:p>
-    <w:p>
-      <w:pPr>
-        <w:numPr>
-          <w:ilvl w:val="2"/>
-          <w:numId w:val="1"/>
-        </w:numPr>
-        <w:spacing w:after="0" w:afterAutospacing="0" w:line="276" w:lineRule="auto"/>
+      <w:r>
+        <w:rPr>
+          <w:rtl w:val="0"/>
+        </w:rPr>
+      </w:r>
+    </w:p>
+    <w:p>
+      <w:pPr>
+        <w:numPr>
+          <w:ilvl w:val="2"/>
+          <w:numId w:val="1"/>
+        </w:numPr>
+        <w:spacing w:after="0" w:line="276" w:lineRule="auto"/>
         <w:ind w:left="2160" w:hanging="360"/>
         <w:jc w:val="both"/>
         <w:rPr>
@@ -1380,14 +1394,19 @@
         </w:rPr>
         <w:t xml:space="preserve">Prophet Muhammad (~570 AD, Mecca)</w:t>
       </w:r>
-    </w:p>
-    <w:p>
-      <w:pPr>
-        <w:numPr>
-          <w:ilvl w:val="2"/>
-          <w:numId w:val="1"/>
-        </w:numPr>
-        <w:spacing w:after="0" w:afterAutospacing="0" w:line="276" w:lineRule="auto"/>
+      <w:r>
+        <w:rPr>
+          <w:rtl w:val="0"/>
+        </w:rPr>
+      </w:r>
+    </w:p>
+    <w:p>
+      <w:pPr>
+        <w:numPr>
+          <w:ilvl w:val="2"/>
+          <w:numId w:val="1"/>
+        </w:numPr>
+        <w:spacing w:after="0" w:line="276" w:lineRule="auto"/>
         <w:ind w:left="2160" w:hanging="360"/>
         <w:jc w:val="both"/>
         <w:rPr>
@@ -1400,6 +1419,11 @@
         </w:rPr>
         <w:t xml:space="preserve">Guru Janaka (~1469 AD, Punjab in Pakistan) </w:t>
       </w:r>
+      <w:r>
+        <w:rPr>
+          <w:rtl w:val="0"/>
+        </w:rPr>
+      </w:r>
     </w:p>
     <w:p>
       <w:pPr>
@@ -1479,6 +1503,11 @@
         </w:rPr>
         <w:t xml:space="preserve">Introduction: </w:t>
       </w:r>
+      <w:r>
+        <w:rPr>
+          <w:rtl w:val="0"/>
+        </w:rPr>
+      </w:r>
     </w:p>
     <w:p>
       <w:pPr>
@@ -1500,6 +1529,11 @@
         </w:rPr>
         <w:t xml:space="preserve">Hi! My name is Virata Pusuluri! I am a student of Nirmala Vishwa Vidya Peetham (Homeschool). In this presentation, we will give a short introduction to Sahaja yoga. </w:t>
       </w:r>
+      <w:r>
+        <w:rPr>
+          <w:rtl w:val="0"/>
+        </w:rPr>
+      </w:r>
     </w:p>
     <w:p>
       <w:pPr>
@@ -1509,6 +1543,7 @@
         </w:numPr>
         <w:ind w:left="1440" w:hanging="360"/>
         <w:jc w:val="both"/>
+        <w:rPr/>
       </w:pPr>
       <w:r>
         <w:rPr>
@@ -1526,6 +1561,7 @@
         </w:numPr>
         <w:ind w:left="2160" w:hanging="360"/>
         <w:jc w:val="both"/>
+        <w:rPr/>
       </w:pPr>
       <w:r>
         <w:rPr>
@@ -1544,6 +1580,7 @@
         <w:spacing w:before="160" w:lineRule="auto"/>
         <w:ind w:left="2160" w:hanging="360"/>
         <w:jc w:val="both"/>
+        <w:rPr/>
       </w:pPr>
       <w:r>
         <w:rPr>
@@ -1562,6 +1599,7 @@
         <w:spacing w:before="160" w:lineRule="auto"/>
         <w:ind w:left="2160" w:hanging="360"/>
         <w:jc w:val="both"/>
+        <w:rPr/>
       </w:pPr>
       <w:r>
         <w:rPr>
@@ -1580,6 +1618,7 @@
         <w:spacing w:before="160" w:lineRule="auto"/>
         <w:ind w:left="2160" w:hanging="360"/>
         <w:jc w:val="both"/>
+        <w:rPr/>
       </w:pPr>
       <w:r>
         <w:rPr>
@@ -1598,6 +1637,7 @@
         <w:spacing w:before="160" w:lineRule="auto"/>
         <w:ind w:left="2160" w:hanging="360"/>
         <w:jc w:val="both"/>
+        <w:rPr/>
       </w:pPr>
       <w:r>
         <w:rPr>
@@ -1616,6 +1656,7 @@
         <w:spacing w:after="160" w:before="160" w:lineRule="auto"/>
         <w:ind w:left="2160" w:hanging="360"/>
         <w:jc w:val="both"/>
+        <w:rPr/>
       </w:pPr>
       <w:r>
         <w:rPr>
@@ -1632,6 +1673,7 @@
         </w:numPr>
         <w:ind w:left="1440" w:hanging="360"/>
         <w:jc w:val="both"/>
+        <w:rPr/>
       </w:pPr>
       <w:r>
         <w:rPr>
@@ -1649,6 +1691,7 @@
         </w:numPr>
         <w:ind w:left="2160" w:hanging="360"/>
         <w:jc w:val="both"/>
+        <w:rPr/>
       </w:pPr>
       <w:r>
         <w:rPr>
@@ -1666,6 +1709,7 @@
         </w:numPr>
         <w:ind w:left="2160" w:hanging="360"/>
         <w:jc w:val="both"/>
+        <w:rPr/>
       </w:pPr>
       <w:r>
         <w:rPr>
@@ -1684,6 +1728,7 @@
         <w:spacing w:before="160" w:lineRule="auto"/>
         <w:ind w:left="2160" w:hanging="360"/>
         <w:jc w:val="both"/>
+        <w:rPr/>
       </w:pPr>
       <w:r>
         <w:rPr>
@@ -1702,6 +1747,7 @@
         <w:spacing w:before="160" w:lineRule="auto"/>
         <w:ind w:left="2160" w:hanging="360"/>
         <w:jc w:val="both"/>
+        <w:rPr/>
       </w:pPr>
       <w:r>
         <w:rPr>
@@ -1730,6 +1776,11 @@
         </w:rPr>
         <w:t xml:space="preserve">When these chakras are balanced, we achieve physical and mental health. </w:t>
       </w:r>
+      <w:r>
+        <w:rPr>
+          <w:rtl w:val="0"/>
+        </w:rPr>
+      </w:r>
     </w:p>
     <w:p>
       <w:pPr>
@@ -1751,6 +1802,11 @@
         </w:rPr>
         <w:t xml:space="preserve">Sahaja Yoga teaches us how to balance our chakras. </w:t>
       </w:r>
+      <w:r>
+        <w:rPr>
+          <w:rtl w:val="0"/>
+        </w:rPr>
+      </w:r>
     </w:p>
     <w:p>
       <w:pPr>
@@ -1774,6 +1830,7 @@
         </w:numPr>
         <w:ind w:left="1440" w:hanging="360"/>
         <w:jc w:val="both"/>
+        <w:rPr/>
       </w:pPr>
       <w:r>
         <w:rPr>
@@ -1792,6 +1849,7 @@
         <w:spacing w:before="160" w:lineRule="auto"/>
         <w:ind w:left="2160" w:hanging="360"/>
         <w:jc w:val="both"/>
+        <w:rPr/>
       </w:pPr>
       <w:r>
         <w:rPr>
@@ -1810,6 +1868,7 @@
         <w:spacing w:before="160" w:lineRule="auto"/>
         <w:ind w:left="2880" w:hanging="360"/>
         <w:jc w:val="both"/>
+        <w:rPr/>
       </w:pPr>
       <w:r>
         <w:rPr>
@@ -1828,6 +1887,7 @@
         <w:spacing w:before="160" w:lineRule="auto"/>
         <w:ind w:left="2880" w:hanging="360"/>
         <w:jc w:val="both"/>
+        <w:rPr/>
       </w:pPr>
       <w:r>
         <w:rPr>
@@ -1846,6 +1906,7 @@
         <w:spacing w:before="160" w:lineRule="auto"/>
         <w:ind w:left="2880" w:hanging="360"/>
         <w:jc w:val="both"/>
+        <w:rPr/>
       </w:pPr>
       <w:r>
         <w:rPr>
@@ -1864,6 +1925,7 @@
         <w:spacing w:before="160" w:lineRule="auto"/>
         <w:ind w:left="2160" w:hanging="360"/>
         <w:jc w:val="both"/>
+        <w:rPr/>
       </w:pPr>
       <w:r>
         <w:rPr>
@@ -1894,6 +1956,7 @@
         </w:numPr>
         <w:ind w:left="1440" w:hanging="360"/>
         <w:jc w:val="both"/>
+        <w:rPr/>
       </w:pPr>
       <w:r>
         <w:rPr>
@@ -1922,6 +1985,7 @@
         </w:numPr>
         <w:ind w:left="2160" w:hanging="360"/>
         <w:jc w:val="both"/>
+        <w:rPr/>
       </w:pPr>
       <w:r>
         <w:rPr>
@@ -1940,6 +2004,7 @@
         <w:spacing w:before="160" w:lineRule="auto"/>
         <w:ind w:left="2160" w:hanging="360"/>
         <w:jc w:val="both"/>
+        <w:rPr/>
       </w:pPr>
       <w:r>
         <w:rPr>
@@ -1958,6 +2023,7 @@
         <w:spacing w:before="160" w:lineRule="auto"/>
         <w:ind w:left="2160" w:hanging="360"/>
         <w:jc w:val="both"/>
+        <w:rPr/>
       </w:pPr>
       <w:r>
         <w:rPr>
@@ -1976,6 +2042,7 @@
         <w:spacing w:before="160" w:lineRule="auto"/>
         <w:ind w:left="2160" w:hanging="360"/>
         <w:jc w:val="both"/>
+        <w:rPr/>
       </w:pPr>
       <w:r>
         <w:rPr>
@@ -1994,6 +2061,7 @@
         <w:spacing w:before="160" w:lineRule="auto"/>
         <w:ind w:left="2160" w:hanging="360"/>
         <w:jc w:val="both"/>
+        <w:rPr/>
       </w:pPr>
       <w:r>
         <w:rPr>
@@ -2024,6 +2092,7 @@
         </w:numPr>
         <w:ind w:left="1440" w:hanging="360"/>
         <w:jc w:val="both"/>
+        <w:rPr/>
       </w:pPr>
       <w:r>
         <w:rPr>
@@ -2041,6 +2110,7 @@
         </w:numPr>
         <w:ind w:left="2160" w:hanging="360"/>
         <w:jc w:val="both"/>
+        <w:rPr/>
       </w:pPr>
       <w:r>
         <w:rPr>
@@ -2059,6 +2129,7 @@
         <w:spacing w:before="160" w:lineRule="auto"/>
         <w:ind w:left="2160" w:hanging="360"/>
         <w:jc w:val="both"/>
+        <w:rPr/>
       </w:pPr>
       <w:r>
         <w:rPr>
@@ -2077,6 +2148,7 @@
         <w:spacing w:before="160" w:lineRule="auto"/>
         <w:ind w:left="2160" w:hanging="360"/>
         <w:jc w:val="both"/>
+        <w:rPr/>
       </w:pPr>
       <w:r>
         <w:rPr>
@@ -2095,6 +2167,7 @@
         <w:spacing w:before="160" w:lineRule="auto"/>
         <w:ind w:left="2160" w:hanging="360"/>
         <w:jc w:val="both"/>
+        <w:rPr/>
       </w:pPr>
       <w:r>
         <w:rPr>
@@ -2112,6 +2185,7 @@
         </w:numPr>
         <w:spacing w:line="240" w:lineRule="auto"/>
         <w:ind w:left="2160" w:hanging="360"/>
+        <w:rPr/>
       </w:pPr>
       <w:r>
         <w:rPr>
@@ -2130,6 +2204,7 @@
         <w:spacing w:before="160" w:lineRule="auto"/>
         <w:ind w:left="2160" w:hanging="360"/>
         <w:jc w:val="both"/>
+        <w:rPr/>
       </w:pPr>
       <w:r>
         <w:rPr>
@@ -2148,6 +2223,7 @@
         <w:spacing w:before="160" w:lineRule="auto"/>
         <w:ind w:left="2160" w:hanging="360"/>
         <w:jc w:val="both"/>
+        <w:rPr/>
       </w:pPr>
       <w:r>
         <w:rPr>
@@ -2177,6 +2253,7 @@
         </w:numPr>
         <w:ind w:left="1440" w:hanging="360"/>
         <w:jc w:val="both"/>
+        <w:rPr/>
       </w:pPr>
       <w:r>
         <w:rPr>
@@ -2194,6 +2271,7 @@
         </w:numPr>
         <w:spacing w:line="240" w:lineRule="auto"/>
         <w:ind w:left="2160" w:hanging="360"/>
+        <w:rPr/>
       </w:pPr>
       <w:r>
         <w:rPr>
@@ -2212,6 +2290,7 @@
         <w:spacing w:before="160" w:lineRule="auto"/>
         <w:ind w:left="2160" w:hanging="360"/>
         <w:jc w:val="both"/>
+        <w:rPr/>
       </w:pPr>
       <w:r>
         <w:rPr>
@@ -2230,6 +2309,7 @@
         <w:spacing w:before="160" w:lineRule="auto"/>
         <w:ind w:left="2160" w:hanging="360"/>
         <w:jc w:val="both"/>
+        <w:rPr/>
       </w:pPr>
       <w:r>
         <w:rPr>
@@ -2258,6 +2338,11 @@
           <w:rtl w:val="0"/>
         </w:rPr>
         <w:t xml:space="preserve">Steps for attaining self-realization:</w:t>
+      </w:r>
+      <w:r>
+        <w:rPr>
+          <w:rtl w:val="0"/>
+        </w:rPr>
       </w:r>
     </w:p>
     <w:p>
@@ -2281,6 +2366,7 @@
         <w:spacing w:after="0" w:before="160" w:line="276" w:lineRule="auto"/>
         <w:ind w:left="2160" w:right="0" w:hanging="360"/>
         <w:jc w:val="both"/>
+        <w:rPr/>
       </w:pPr>
       <w:r>
         <w:rPr>
@@ -2310,6 +2396,7 @@
         <w:spacing w:after="0" w:before="160" w:line="276" w:lineRule="auto"/>
         <w:ind w:left="2160" w:right="0" w:hanging="360"/>
         <w:jc w:val="both"/>
+        <w:rPr/>
       </w:pPr>
       <w:r>
         <w:rPr>
@@ -2339,6 +2426,7 @@
         <w:spacing w:after="0" w:before="160" w:line="276" w:lineRule="auto"/>
         <w:ind w:left="2160" w:right="0" w:hanging="360"/>
         <w:jc w:val="both"/>
+        <w:rPr/>
       </w:pPr>
       <w:r>
         <w:rPr>
@@ -2368,6 +2456,7 @@
         <w:spacing w:after="0" w:before="160" w:line="276" w:lineRule="auto"/>
         <w:ind w:left="2160" w:right="0" w:hanging="360"/>
         <w:jc w:val="both"/>
+        <w:rPr/>
       </w:pPr>
       <w:r>
         <w:rPr>
@@ -2397,6 +2486,7 @@
         <w:spacing w:after="0" w:before="160" w:line="276" w:lineRule="auto"/>
         <w:ind w:left="2160" w:right="0" w:hanging="360"/>
         <w:jc w:val="both"/>
+        <w:rPr/>
       </w:pPr>
       <w:r>
         <w:rPr>
@@ -2415,6 +2505,7 @@
         <w:spacing w:before="160" w:lineRule="auto"/>
         <w:ind w:left="2160" w:hanging="360"/>
         <w:jc w:val="both"/>
+        <w:rPr/>
       </w:pPr>
       <w:r>
         <w:rPr>
@@ -2444,6 +2535,7 @@
         <w:spacing w:after="0" w:before="160" w:line="276" w:lineRule="auto"/>
         <w:ind w:left="2160" w:right="0" w:hanging="360"/>
         <w:jc w:val="both"/>
+        <w:rPr/>
       </w:pPr>
       <w:r>
         <w:rPr>
@@ -2473,6 +2565,7 @@
         <w:spacing w:after="0" w:before="160" w:line="276" w:lineRule="auto"/>
         <w:ind w:left="2160" w:right="0" w:hanging="360"/>
         <w:jc w:val="both"/>
+        <w:rPr/>
       </w:pPr>
       <w:r>
         <w:rPr>
@@ -2502,6 +2595,7 @@
         <w:spacing w:after="0" w:before="160" w:line="276" w:lineRule="auto"/>
         <w:ind w:left="2160" w:right="0" w:hanging="360"/>
         <w:jc w:val="both"/>
+        <w:rPr/>
       </w:pPr>
       <w:r>
         <w:rPr>
@@ -2531,6 +2625,7 @@
         <w:spacing w:after="0" w:before="160" w:line="276" w:lineRule="auto"/>
         <w:ind w:left="2160" w:right="0" w:hanging="360"/>
         <w:jc w:val="both"/>
+        <w:rPr/>
       </w:pPr>
       <w:r>
         <w:rPr>
@@ -2560,6 +2655,7 @@
         <w:spacing w:after="0" w:before="160" w:line="276" w:lineRule="auto"/>
         <w:ind w:left="2160" w:right="0" w:hanging="360"/>
         <w:jc w:val="both"/>
+        <w:rPr/>
       </w:pPr>
       <w:r>
         <w:rPr>
@@ -2601,6 +2697,7 @@
         </w:numPr>
         <w:ind w:left="1440" w:hanging="360"/>
         <w:jc w:val="both"/>
+        <w:rPr/>
       </w:pPr>
       <w:r>
         <w:rPr>
@@ -2617,6 +2714,7 @@
         </w:numPr>
         <w:ind w:left="2160" w:hanging="360"/>
         <w:jc w:val="both"/>
+        <w:rPr/>
       </w:pPr>
       <w:r>
         <w:rPr>
@@ -2635,6 +2733,7 @@
         <w:spacing w:before="160" w:lineRule="auto"/>
         <w:ind w:left="2160" w:hanging="360"/>
         <w:jc w:val="both"/>
+        <w:rPr/>
       </w:pPr>
       <w:r>
         <w:rPr>
@@ -2664,6 +2763,7 @@
         </w:numPr>
         <w:ind w:left="1440" w:hanging="360"/>
         <w:jc w:val="both"/>
+        <w:rPr/>
       </w:pPr>
       <w:r>
         <w:rPr>
@@ -2681,6 +2781,7 @@
         </w:numPr>
         <w:ind w:left="2160" w:hanging="360"/>
         <w:jc w:val="both"/>
+        <w:rPr/>
       </w:pPr>
       <w:r>
         <w:rPr>
@@ -2698,6 +2799,7 @@
         </w:numPr>
         <w:ind w:left="2160" w:hanging="360"/>
         <w:jc w:val="both"/>
+        <w:rPr/>
       </w:pPr>
       <w:r>
         <w:rPr>
@@ -2727,6 +2829,7 @@
         </w:numPr>
         <w:ind w:left="1440" w:hanging="360"/>
         <w:jc w:val="both"/>
+        <w:rPr/>
       </w:pPr>
       <w:r>
         <w:rPr>
@@ -2794,6 +2897,7 @@
         </w:numPr>
         <w:ind w:left="3600" w:hanging="360"/>
         <w:jc w:val="both"/>
+        <w:rPr/>
       </w:pPr>
       <w:r>
         <w:rPr>
@@ -2810,6 +2914,7 @@
         </w:numPr>
         <w:ind w:left="3600" w:hanging="360"/>
         <w:jc w:val="both"/>
+        <w:rPr/>
       </w:pPr>
       <w:r>
         <w:rPr>
@@ -2836,6 +2941,11 @@
         </w:rPr>
         <w:t xml:space="preserve">Now, as shown on the right, we spread this energy around our seven chakras by moving our right hand in the form of a rainbow around us. We keep the left hand open on our lap and move our right hand from bottom left to the top of our head, then to the bottom right, and then take it back to the top of our head, and down the left. We repeat this seven times for the seven chakras and each time we sing the name of the chakra. “Mooladhara Swadistana Nabhi Void Anahat Vishuddi Agnya Sahasrara Jai Shri Mataji” </w:t>
       </w:r>
+      <w:r>
+        <w:rPr>
+          <w:rtl w:val="0"/>
+        </w:rPr>
+      </w:r>
     </w:p>
     <w:p>
       <w:pPr>
@@ -2855,6 +2965,11 @@
         </w:rPr>
         <w:t xml:space="preserve">At the end, we bow with both hands joined together. </w:t>
       </w:r>
+      <w:r>
+        <w:rPr>
+          <w:rtl w:val="0"/>
+        </w:rPr>
+      </w:r>
     </w:p>
     <w:p>
       <w:pPr>
@@ -2864,6 +2979,7 @@
         </w:numPr>
         <w:ind w:left="1440" w:hanging="360"/>
         <w:jc w:val="both"/>
+        <w:rPr/>
       </w:pPr>
       <w:r>
         <w:rPr>
@@ -2881,6 +2997,7 @@
         </w:numPr>
         <w:ind w:left="2160" w:hanging="360"/>
         <w:jc w:val="both"/>
+        <w:rPr/>
       </w:pPr>
       <w:r>
         <w:rPr>
@@ -2899,6 +3016,7 @@
         <w:spacing w:before="160" w:lineRule="auto"/>
         <w:ind w:left="2160" w:hanging="360"/>
         <w:jc w:val="both"/>
+        <w:rPr/>
       </w:pPr>
       <w:r>
         <w:rPr>
@@ -2917,6 +3035,7 @@
         <w:spacing w:before="160" w:lineRule="auto"/>
         <w:ind w:left="2160" w:hanging="360"/>
         <w:jc w:val="both"/>
+        <w:rPr/>
       </w:pPr>
       <w:r>
         <w:rPr>
@@ -2935,6 +3054,7 @@
         <w:spacing w:before="160" w:lineRule="auto"/>
         <w:ind w:left="2160" w:hanging="360"/>
         <w:jc w:val="both"/>
+        <w:rPr/>
       </w:pPr>
       <w:r>
         <w:rPr>
@@ -2953,6 +3073,7 @@
         <w:spacing w:before="160" w:lineRule="auto"/>
         <w:ind w:left="2160" w:hanging="360"/>
         <w:jc w:val="both"/>
+        <w:rPr/>
       </w:pPr>
       <w:r>
         <w:rPr>
@@ -2971,6 +3092,7 @@
         <w:spacing w:before="160" w:lineRule="auto"/>
         <w:ind w:left="2160" w:hanging="360"/>
         <w:jc w:val="both"/>
+        <w:rPr/>
       </w:pPr>
       <w:r>
         <w:rPr>
@@ -2999,6 +3121,11 @@
         </w:rPr>
         <w:t xml:space="preserve">Meditate in the recording (click play music)</w:t>
       </w:r>
+      <w:r>
+        <w:rPr>
+          <w:rtl w:val="0"/>
+        </w:rPr>
+      </w:r>
     </w:p>
     <w:p>
       <w:pPr>
@@ -3021,6 +3148,7 @@
         </w:numPr>
         <w:ind w:left="1440" w:hanging="360"/>
         <w:jc w:val="both"/>
+        <w:rPr/>
       </w:pPr>
       <w:r>
         <w:rPr>
@@ -3038,6 +3166,7 @@
         </w:numPr>
         <w:ind w:left="2160" w:hanging="360"/>
         <w:jc w:val="both"/>
+        <w:rPr/>
       </w:pPr>
       <w:r>
         <w:rPr>
@@ -3056,6 +3185,7 @@
         <w:spacing w:before="160" w:lineRule="auto"/>
         <w:ind w:left="2160" w:hanging="360"/>
         <w:jc w:val="both"/>
+        <w:rPr/>
       </w:pPr>
       <w:r>
         <w:rPr>
@@ -3074,6 +3204,7 @@
         <w:spacing w:before="160" w:lineRule="auto"/>
         <w:ind w:left="2160" w:hanging="360"/>
         <w:jc w:val="both"/>
+        <w:rPr/>
       </w:pPr>
       <w:r>
         <w:rPr>
@@ -3092,6 +3223,7 @@
         <w:spacing w:before="160" w:lineRule="auto"/>
         <w:ind w:left="2160" w:hanging="360"/>
         <w:jc w:val="both"/>
+        <w:rPr/>
       </w:pPr>
       <w:r>
         <w:rPr>
@@ -3110,6 +3242,7 @@
         <w:spacing w:before="160" w:lineRule="auto"/>
         <w:ind w:left="2160" w:hanging="360"/>
         <w:jc w:val="both"/>
+        <w:rPr/>
       </w:pPr>
       <w:r>
         <w:rPr>
@@ -3139,6 +3272,7 @@
         </w:numPr>
         <w:ind w:left="1440" w:hanging="360"/>
         <w:jc w:val="both"/>
+        <w:rPr/>
       </w:pPr>
       <w:r>
         <w:rPr>
@@ -3156,6 +3290,7 @@
         </w:numPr>
         <w:ind w:left="2160" w:hanging="360"/>
         <w:jc w:val="both"/>
+        <w:rPr/>
       </w:pPr>
       <w:r>
         <w:rPr>
@@ -3174,6 +3309,7 @@
         <w:spacing w:before="160" w:lineRule="auto"/>
         <w:ind w:left="2160" w:hanging="360"/>
         <w:jc w:val="both"/>
+        <w:rPr/>
       </w:pPr>
       <w:r>
         <w:rPr>
@@ -3192,6 +3328,7 @@
         <w:spacing w:before="160" w:lineRule="auto"/>
         <w:ind w:left="2160" w:hanging="360"/>
         <w:jc w:val="both"/>
+        <w:rPr/>
       </w:pPr>
       <w:r>
         <w:rPr>
@@ -3210,6 +3347,7 @@
         <w:spacing w:before="160" w:lineRule="auto"/>
         <w:ind w:left="2160" w:hanging="360"/>
         <w:jc w:val="both"/>
+        <w:rPr/>
       </w:pPr>
       <w:r>
         <w:rPr>
@@ -3238,6 +3376,11 @@
         </w:rPr>
         <w:t xml:space="preserve">You can also learn more about Sahajayoga at these websites.  </w:t>
       </w:r>
+      <w:r>
+        <w:rPr>
+          <w:rtl w:val="0"/>
+        </w:rPr>
+      </w:r>
     </w:p>
     <w:p>
       <w:pPr>
@@ -3259,6 +3402,11 @@
         </w:rPr>
         <w:t xml:space="preserve">Read those link names</w:t>
       </w:r>
+      <w:r>
+        <w:rPr>
+          <w:rtl w:val="0"/>
+        </w:rPr>
+      </w:r>
     </w:p>
     <w:p>
       <w:pPr>
@@ -3268,6 +3416,7 @@
         </w:numPr>
         <w:ind w:left="1440" w:hanging="360"/>
         <w:jc w:val="both"/>
+        <w:rPr/>
       </w:pPr>
       <w:r>
         <w:rPr>
@@ -3286,6 +3435,7 @@
         <w:spacing w:before="160" w:lineRule="auto"/>
         <w:ind w:left="2160" w:hanging="360"/>
         <w:jc w:val="both"/>
+        <w:rPr/>
       </w:pPr>
       <w:r>
         <w:rPr>
@@ -3361,7 +3511,7 @@
           <w:ilvl w:val="0"/>
           <w:numId w:val="2"/>
         </w:numPr>
-        <w:spacing w:after="0" w:afterAutospacing="0" w:line="276" w:lineRule="auto"/>
+        <w:spacing w:after="0" w:line="276" w:lineRule="auto"/>
         <w:ind w:left="720" w:hanging="360"/>
         <w:jc w:val="both"/>
         <w:rPr>
@@ -3382,7 +3532,7 @@
           <w:ilvl w:val="0"/>
           <w:numId w:val="2"/>
         </w:numPr>
-        <w:spacing w:after="0" w:afterAutospacing="0" w:line="276" w:lineRule="auto"/>
+        <w:spacing w:after="0" w:line="276" w:lineRule="auto"/>
         <w:ind w:left="720" w:hanging="360"/>
         <w:jc w:val="both"/>
         <w:rPr>
@@ -3403,7 +3553,7 @@
           <w:ilvl w:val="0"/>
           <w:numId w:val="2"/>
         </w:numPr>
-        <w:spacing w:after="0" w:afterAutospacing="0" w:line="276" w:lineRule="auto"/>
+        <w:spacing w:after="0" w:line="276" w:lineRule="auto"/>
         <w:ind w:left="720" w:hanging="360"/>
         <w:jc w:val="both"/>
         <w:rPr>
@@ -3424,7 +3574,7 @@
           <w:ilvl w:val="0"/>
           <w:numId w:val="2"/>
         </w:numPr>
-        <w:spacing w:after="0" w:afterAutospacing="0" w:line="276" w:lineRule="auto"/>
+        <w:spacing w:after="0" w:line="276" w:lineRule="auto"/>
         <w:ind w:left="720" w:hanging="360"/>
         <w:jc w:val="both"/>
         <w:rPr>
@@ -3445,7 +3595,7 @@
           <w:ilvl w:val="0"/>
           <w:numId w:val="2"/>
         </w:numPr>
-        <w:spacing w:after="0" w:afterAutospacing="0" w:line="276" w:lineRule="auto"/>
+        <w:spacing w:after="0" w:line="276" w:lineRule="auto"/>
         <w:ind w:left="720" w:hanging="360"/>
         <w:jc w:val="both"/>
         <w:rPr>
@@ -3466,7 +3616,7 @@
           <w:ilvl w:val="1"/>
           <w:numId w:val="2"/>
         </w:numPr>
-        <w:spacing w:after="0" w:afterAutospacing="0" w:line="276" w:lineRule="auto"/>
+        <w:spacing w:after="0" w:line="276" w:lineRule="auto"/>
         <w:ind w:left="1440" w:hanging="360"/>
         <w:jc w:val="both"/>
         <w:rPr>
@@ -3487,7 +3637,7 @@
           <w:ilvl w:val="0"/>
           <w:numId w:val="2"/>
         </w:numPr>
-        <w:spacing w:after="0" w:afterAutospacing="0" w:line="276" w:lineRule="auto"/>
+        <w:spacing w:after="0" w:line="276" w:lineRule="auto"/>
         <w:ind w:left="720" w:hanging="360"/>
         <w:jc w:val="both"/>
         <w:rPr>
@@ -3508,7 +3658,7 @@
           <w:ilvl w:val="1"/>
           <w:numId w:val="2"/>
         </w:numPr>
-        <w:spacing w:after="0" w:afterAutospacing="0" w:line="276" w:lineRule="auto"/>
+        <w:spacing w:after="0" w:line="276" w:lineRule="auto"/>
         <w:ind w:left="1440" w:hanging="360"/>
         <w:jc w:val="both"/>
         <w:rPr>
@@ -3529,7 +3679,7 @@
           <w:ilvl w:val="0"/>
           <w:numId w:val="2"/>
         </w:numPr>
-        <w:spacing w:after="0" w:afterAutospacing="0" w:line="276" w:lineRule="auto"/>
+        <w:spacing w:after="0" w:line="276" w:lineRule="auto"/>
         <w:ind w:left="720" w:hanging="360"/>
         <w:jc w:val="both"/>
         <w:rPr>
@@ -3550,7 +3700,7 @@
           <w:ilvl w:val="1"/>
           <w:numId w:val="2"/>
         </w:numPr>
-        <w:spacing w:after="0" w:afterAutospacing="0" w:line="276" w:lineRule="auto"/>
+        <w:spacing w:after="0" w:line="276" w:lineRule="auto"/>
         <w:ind w:left="1440" w:hanging="360"/>
         <w:jc w:val="both"/>
         <w:rPr>
@@ -3571,7 +3721,7 @@
           <w:ilvl w:val="2"/>
           <w:numId w:val="2"/>
         </w:numPr>
-        <w:spacing w:after="0" w:afterAutospacing="0" w:line="276" w:lineRule="auto"/>
+        <w:spacing w:after="0" w:line="276" w:lineRule="auto"/>
         <w:ind w:left="2160" w:hanging="360"/>
         <w:jc w:val="both"/>
         <w:rPr>
@@ -3592,7 +3742,7 @@
           <w:ilvl w:val="2"/>
           <w:numId w:val="2"/>
         </w:numPr>
-        <w:spacing w:after="0" w:afterAutospacing="0" w:line="276" w:lineRule="auto"/>
+        <w:spacing w:after="0" w:line="276" w:lineRule="auto"/>
         <w:ind w:left="2160" w:hanging="360"/>
         <w:jc w:val="both"/>
         <w:rPr>
@@ -3613,7 +3763,7 @@
           <w:ilvl w:val="2"/>
           <w:numId w:val="2"/>
         </w:numPr>
-        <w:spacing w:after="0" w:afterAutospacing="0" w:line="276" w:lineRule="auto"/>
+        <w:spacing w:after="0" w:line="276" w:lineRule="auto"/>
         <w:ind w:left="2160" w:hanging="360"/>
         <w:jc w:val="both"/>
         <w:rPr>
@@ -3634,7 +3784,7 @@
           <w:ilvl w:val="0"/>
           <w:numId w:val="2"/>
         </w:numPr>
-        <w:spacing w:after="0" w:afterAutospacing="0" w:line="276" w:lineRule="auto"/>
+        <w:spacing w:after="0" w:line="276" w:lineRule="auto"/>
         <w:ind w:left="720" w:hanging="360"/>
         <w:jc w:val="both"/>
         <w:rPr>
@@ -3655,7 +3805,7 @@
           <w:ilvl w:val="0"/>
           <w:numId w:val="2"/>
         </w:numPr>
-        <w:spacing w:after="0" w:afterAutospacing="0" w:line="276" w:lineRule="auto"/>
+        <w:spacing w:after="0" w:line="276" w:lineRule="auto"/>
         <w:ind w:left="720" w:hanging="360"/>
         <w:jc w:val="both"/>
         <w:rPr>
@@ -3676,7 +3826,7 @@
           <w:ilvl w:val="1"/>
           <w:numId w:val="2"/>
         </w:numPr>
-        <w:spacing w:after="0" w:afterAutospacing="0" w:line="276" w:lineRule="auto"/>
+        <w:spacing w:after="0" w:line="276" w:lineRule="auto"/>
         <w:ind w:left="1440" w:hanging="360"/>
         <w:jc w:val="both"/>
         <w:rPr>
@@ -3718,8 +3868,8 @@
       </w:r>
     </w:p>
     <w:sectPr>
-      <w:headerReference r:id="rId6" w:type="default"/>
-      <w:footerReference r:id="rId7" w:type="default"/>
+      <w:headerReference r:id="rId7" w:type="default"/>
+      <w:footerReference r:id="rId8" w:type="default"/>
       <w:pgSz w:h="15840" w:w="12240" w:orient="portrait"/>
       <w:pgMar w:bottom="1440" w:top="1440" w:left="1440" w:right="1440" w:header="720" w:footer="720"/>
       <w:pgNumType w:start="1"/>
@@ -4475,4 +4625,19 @@
   </a:objectDefaults>
   <a:extraClrSchemeLst/>
 </a:theme>
+</file>
+
+<file path=customXML/item1.xml><?xml version="1.0" encoding="utf-8"?>
+<go:gDocsCustomXmlDataStorage xmlns:go="http://customooxmlschemas.google.com/" xmlns:r="http://schemas.openxmlformats.org/officeDocument/2006/relationships" uri="GoogleDocsCustomDataVersion2">
+  <go:docsCustomData xmlns:go="http://customooxmlschemas.google.com/" roundtripDataSignature="AMtx7mjctWQhFhKO7s5UQdWDAOT3/0Yctg==">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</go:docsCustomData>
+</go:gDocsCustomXmlDataStorage>
+</file>
+
+<file path=customXML/itemProps1.xml><?xml version="1.0" encoding="utf-8"?>
+<ds:datastoreItem xmlns:ds="http://schemas.openxmlformats.org/officeDocument/2006/customXml" ds:itemID="{11111111-1234-1234-1234-123412341234}">
+  <ds:schemaRefs>
+    <ds:schemaRef ds:uri="http://schemas.openxmlformats.org/officeDocument/2006/relationships"/>
+    <ds:schemaRef ds:uri="http://customooxmlschemas.google.com/"/>
+  </ds:schemaRefs>
+</ds:datastoreItem>
 </file>